--- a/Assignment 4 - Rama Mathur C52 - Research.docx
+++ b/Assignment 4 - Rama Mathur C52 - Research.docx
@@ -16896,6 +16896,16 @@
           <w:rtl w:val="0"/>
         </w:rPr>
         <w:t xml:space="preserve">Recruit 10–20 Product Managers for structured product testing before expanding distribution.</w:t>
+      </w:r>
+    </w:p>
+    <w:p>
+      <w:r>
+        <w:t>Initial cohort (10 named Product Managers): Bhavana, Vivek, Srikanth, Naresh, Santosh (colleagues); Charith, Manav, Nikhil, Chinmay (HelloPM cohort members); Ratan (friend).</w:t>
+      </w:r>
+    </w:p>
+    <w:p>
+      <w:r>
+        <w:t>These are the first 10 users identified for the GTM cohort. Individual practice completion, testing feedback, retention, and conversion must be tracked separately; the cohort list is not evidence that all 10 completed validation.</w:t>
       </w:r>
     </w:p>
     <w:p>
